--- a/zht/docx/067.content.docx
+++ b/zht/docx/067.content.docx
@@ -150,26 +150,6 @@
           <w:lang w:val="zh_TW" w:bidi="zh_TW"/>
         </w:rPr>
         <w:t>que</w:t>
-      </w:r>
-      <w:r>
-        <w:rPr>
-          <w:lang w:val="zh_TW" w:bidi="zh_TW"/>
-        </w:rPr>
-      </w:r>
-    </w:p>
-    <w:p>
-      <w:pPr/>
-      <w:r>
-        <w:rPr>
-          <w:lang w:val="zh_TW" w:bidi="zh_TW"/>
-        </w:rPr>
-      </w:r>
-      <w:r>
-        <w:rPr>
-          <w:i/>
-          <w:lang w:val="zh_TW" w:bidi="zh_TW"/>
-        </w:rPr>
-        <w:t>確據和順服</w:t>
       </w:r>
       <w:r>
         <w:rPr>

--- a/zht/docx/067.content.docx
+++ b/zht/docx/067.content.docx
@@ -19,7 +19,7 @@
         <w:rPr>
           <w:lang w:val="zh_TW" w:bidi="zh_TW"/>
         </w:rPr>
-        <w:t>Resource: Study Notes - Themes (Tyndale)</w:t>
+        <w:t>Resource: Tyndale Open Study Notes</w:t>
       </w:r>
       <w:r>
         <w:rPr>
@@ -112,7 +112,7 @@
         <w:rPr>
           <w:lang w:val="zh_TW" w:bidi="zh_TW"/>
         </w:rPr>
-        <w:t>Study Notes - Themes (Tyndale)</w:t>
+        <w:t>Tyndale Open Study Notes</w:t>
       </w:r>
     </w:p>
     <w:p>

--- a/zht/docx/067.content.docx
+++ b/zht/docx/067.content.docx
@@ -149,7 +149,7 @@
         <w:rPr>
           <w:lang w:val="zh_TW" w:bidi="zh_TW"/>
         </w:rPr>
-        <w:t>que</w:t>
+        <w:t>qun</w:t>
       </w:r>
       <w:r>
         <w:rPr>
@@ -212,7 +212,7 @@
         <w:rPr>
           <w:lang w:val="zh_TW" w:bidi="zh_TW"/>
         </w:rPr>
-        <w:t>確據和順服</w:t>
+        <w:t>群體身分</w:t>
       </w:r>
       <w:r>
         <w:rPr>
@@ -231,43 +231,7 @@
         <w:rPr>
           <w:lang w:val="zh_TW" w:bidi="zh_TW"/>
         </w:rPr>
-        <w:t>生命冊是神的名冊，記錄那些屬於神，並將承受永生之人的名字（</w:t>
-      </w:r>
-      <w:hyperlink r:id="rId13">
-        <w:r>
-          <w:rPr>
-            <w:lang w:val="zh_TW" w:bidi="zh_TW"/>
-          </w:rPr>
-          <w:rPr>
-            <w:color w:val="0000EE"/>
-            <w:u w:val="single"/>
-          </w:rPr>
-          <w:t>啟20:12</w:t>
-        </w:r>
-      </w:hyperlink>
-      <w:r>
-        <w:rPr>
-          <w:lang w:val="zh_TW" w:bidi="zh_TW"/>
-        </w:rPr>
-        <w:t>）。然而，聖經中提到名字，可能從生命冊中塗抹（</w:t>
-      </w:r>
-      <w:hyperlink r:id="rId14">
-        <w:r>
-          <w:rPr>
-            <w:lang w:val="zh_TW" w:bidi="zh_TW"/>
-          </w:rPr>
-          <w:rPr>
-            <w:color w:val="0000EE"/>
-            <w:u w:val="single"/>
-          </w:rPr>
-          <w:t>啟3:5</w:t>
-        </w:r>
-      </w:hyperlink>
-      <w:r>
-        <w:rPr>
-          <w:lang w:val="zh_TW" w:bidi="zh_TW"/>
-        </w:rPr>
-        <w:t>）。這就引發了一個問題：救恩是否可以失落的呢？新約不是教導信徒，其救恩是穩妥的嗎？</w:t>
+        <w:t>在許多西方文化中，人們往往強調個人身分與獨立性。相對地，許多東方文化，如中國與印度，則更重視家庭與群體關係勝於個人利益。同樣地，在古代以色列，一個人的身分與重要性，主要來自他在群體中的角色。所有以色列人都共同享有作為「以色列子民」的群體身分，並活出這個群體所應有的特質。</w:t>
       </w:r>
     </w:p>
     <w:p>
@@ -281,9 +245,9 @@
         <w:rPr>
           <w:lang w:val="zh_TW" w:bidi="zh_TW"/>
         </w:rPr>
-        <w:t>新約確實賜予信徒許多安慰的話（例如，</w:t>
-      </w:r>
-      <w:hyperlink r:id="rId15">
+        <w:t>在舊約聖經中，神經常以單數形式對全體百姓說話，以強調他們的合一。十誡與亞倫的祝福都採用單數形式（</w:t>
+      </w:r>
+      <w:hyperlink r:id="rId13">
         <w:r>
           <w:rPr>
             <w:lang w:val="zh_TW" w:bidi="zh_TW"/>
@@ -292,7 +256,7 @@
             <w:color w:val="0000EE"/>
             <w:u w:val="single"/>
           </w:rPr>
-          <w:t>約10:27–30</w:t>
+          <w:t>出20:2–17</w:t>
         </w:r>
       </w:hyperlink>
       <w:r>
@@ -301,7 +265,7 @@
         </w:rPr>
         <w:t>；</w:t>
       </w:r>
-      <w:hyperlink r:id="rId16">
+      <w:hyperlink r:id="rId14">
         <w:r>
           <w:rPr>
             <w:lang w:val="zh_TW" w:bidi="zh_TW"/>
@@ -310,122 +274,14 @@
             <w:color w:val="0000EE"/>
             <w:u w:val="single"/>
           </w:rPr>
-          <w:t>林前10:13</w:t>
+          <w:t>民6:24–26</w:t>
         </w:r>
       </w:hyperlink>
       <w:r>
         <w:rPr>
           <w:lang w:val="zh_TW" w:bidi="zh_TW"/>
         </w:rPr>
-        <w:t>；</w:t>
-      </w:r>
-      <w:hyperlink r:id="rId17">
-        <w:r>
-          <w:rPr>
-            <w:lang w:val="zh_TW" w:bidi="zh_TW"/>
-          </w:rPr>
-          <w:rPr>
-            <w:color w:val="0000EE"/>
-            <w:u w:val="single"/>
-          </w:rPr>
-          <w:t>來6:18–20</w:t>
-        </w:r>
-      </w:hyperlink>
-      <w:r>
-        <w:rPr>
-          <w:lang w:val="zh_TW" w:bidi="zh_TW"/>
-        </w:rPr>
-        <w:t>），但也發出嚴肅的警告（例如，</w:t>
-      </w:r>
-      <w:hyperlink r:id="rId18">
-        <w:r>
-          <w:rPr>
-            <w:lang w:val="zh_TW" w:bidi="zh_TW"/>
-          </w:rPr>
-          <w:rPr>
-            <w:color w:val="0000EE"/>
-            <w:u w:val="single"/>
-          </w:rPr>
-          <w:t>約15:6</w:t>
-        </w:r>
-      </w:hyperlink>
-      <w:r>
-        <w:rPr>
-          <w:lang w:val="zh_TW" w:bidi="zh_TW"/>
-        </w:rPr>
-        <w:t>；</w:t>
-      </w:r>
-      <w:hyperlink r:id="rId19">
-        <w:r>
-          <w:rPr>
-            <w:lang w:val="zh_TW" w:bidi="zh_TW"/>
-          </w:rPr>
-          <w:rPr>
-            <w:color w:val="0000EE"/>
-            <w:u w:val="single"/>
-          </w:rPr>
-          <w:t>林前10:6–12</w:t>
-        </w:r>
-      </w:hyperlink>
-      <w:r>
-        <w:rPr>
-          <w:lang w:val="zh_TW" w:bidi="zh_TW"/>
-        </w:rPr>
-        <w:t>；</w:t>
-      </w:r>
-      <w:hyperlink r:id="rId20">
-        <w:r>
-          <w:rPr>
-            <w:lang w:val="zh_TW" w:bidi="zh_TW"/>
-          </w:rPr>
-          <w:rPr>
-            <w:color w:val="0000EE"/>
-            <w:u w:val="single"/>
-          </w:rPr>
-          <w:t>來6:4–8</w:t>
-        </w:r>
-      </w:hyperlink>
-      <w:r>
-        <w:rPr>
-          <w:lang w:val="zh_TW" w:bidi="zh_TW"/>
-        </w:rPr>
-        <w:t>；</w:t>
-      </w:r>
-      <w:hyperlink r:id="rId21">
-        <w:r>
-          <w:rPr>
-            <w:lang w:val="zh_TW" w:bidi="zh_TW"/>
-          </w:rPr>
-          <w:rPr>
-            <w:color w:val="0000EE"/>
-            <w:u w:val="single"/>
-          </w:rPr>
-          <w:t>啟2:4–5</w:t>
-        </w:r>
-      </w:hyperlink>
-      <w:r>
-        <w:rPr>
-          <w:lang w:val="zh_TW" w:bidi="zh_TW"/>
-        </w:rPr>
-        <w:t>，</w:t>
-      </w:r>
-      <w:hyperlink r:id="rId22">
-        <w:r>
-          <w:rPr>
-            <w:lang w:val="zh_TW" w:bidi="zh_TW"/>
-          </w:rPr>
-          <w:rPr>
-            <w:color w:val="0000EE"/>
-            <w:u w:val="single"/>
-          </w:rPr>
-          <w:t>3:11</w:t>
-        </w:r>
-      </w:hyperlink>
-      <w:r>
-        <w:rPr>
-          <w:lang w:val="zh_TW" w:bidi="zh_TW"/>
-        </w:rPr>
-        <w:t>）。我們常因這些警告帶來不安而迴避它們；然而，新約作者之所以發出這些警告，正是要回應信徒對救恩確據的渴望。新約作者更加強調順服、信實和忍耐的重要性。</w:t>
+        <w:t>）。一個人可以代表整個群體，而整個群體也可以由一個人來代表。</w:t>
       </w:r>
     </w:p>
     <w:p>
@@ -439,21 +295,9 @@
         <w:rPr>
           <w:lang w:val="zh_TW" w:bidi="zh_TW"/>
         </w:rPr>
-        <w:t>其實，</w:t>
-      </w:r>
-      <w:r>
-        <w:rPr>
-          <w:lang w:val="zh_TW" w:bidi="zh_TW"/>
-        </w:rPr>
-        <w:t>這種對順服的呼召並非新約獨有</w:t>
-      </w:r>
-      <w:r>
-        <w:rPr>
-          <w:lang w:val="zh_TW" w:bidi="zh_TW"/>
-        </w:rPr>
-        <w:t>。神一再吩咐以色列人要忠心（例如，</w:t>
-      </w:r>
-      <w:hyperlink r:id="rId23">
+        <w:t>例如，尼希米在為導致巴比倫擄掠的罪祈求赦免時說：「承認我們以色列人向你所犯的罪」（</w:t>
+      </w:r>
+      <w:hyperlink r:id="rId15">
         <w:r>
           <w:rPr>
             <w:lang w:val="zh_TW" w:bidi="zh_TW"/>
@@ -462,260 +306,14 @@
             <w:color w:val="0000EE"/>
             <w:u w:val="single"/>
           </w:rPr>
-          <w:t>創12:1–2</w:t>
+          <w:t>尼1:6–7</w:t>
         </w:r>
       </w:hyperlink>
       <w:r>
         <w:rPr>
           <w:lang w:val="zh_TW" w:bidi="zh_TW"/>
         </w:rPr>
-        <w:t>，</w:t>
-      </w:r>
-      <w:hyperlink r:id="rId24">
-        <w:r>
-          <w:rPr>
-            <w:lang w:val="zh_TW" w:bidi="zh_TW"/>
-          </w:rPr>
-          <w:rPr>
-            <w:color w:val="0000EE"/>
-            <w:u w:val="single"/>
-          </w:rPr>
-          <w:t>15:1–18</w:t>
-        </w:r>
-      </w:hyperlink>
-      <w:r>
-        <w:rPr>
-          <w:lang w:val="zh_TW" w:bidi="zh_TW"/>
-        </w:rPr>
-        <w:t>，</w:t>
-      </w:r>
-      <w:hyperlink r:id="rId25">
-        <w:r>
-          <w:rPr>
-            <w:lang w:val="zh_TW" w:bidi="zh_TW"/>
-          </w:rPr>
-          <w:rPr>
-            <w:color w:val="0000EE"/>
-            <w:u w:val="single"/>
-          </w:rPr>
-          <w:t>22:16–18</w:t>
-        </w:r>
-      </w:hyperlink>
-      <w:r>
-        <w:rPr>
-          <w:lang w:val="zh_TW" w:bidi="zh_TW"/>
-        </w:rPr>
-        <w:t>，</w:t>
-      </w:r>
-      <w:hyperlink r:id="rId26">
-        <w:r>
-          <w:rPr>
-            <w:lang w:val="zh_TW" w:bidi="zh_TW"/>
-          </w:rPr>
-          <w:rPr>
-            <w:color w:val="0000EE"/>
-            <w:u w:val="single"/>
-          </w:rPr>
-          <w:t>28:13–14</w:t>
-        </w:r>
-      </w:hyperlink>
-      <w:r>
-        <w:rPr>
-          <w:lang w:val="zh_TW" w:bidi="zh_TW"/>
-        </w:rPr>
-        <w:t>；</w:t>
-      </w:r>
-      <w:hyperlink r:id="rId27">
-        <w:r>
-          <w:rPr>
-            <w:lang w:val="zh_TW" w:bidi="zh_TW"/>
-          </w:rPr>
-          <w:rPr>
-            <w:color w:val="0000EE"/>
-            <w:u w:val="single"/>
-          </w:rPr>
-          <w:t>撒上12:19–25</w:t>
-        </w:r>
-      </w:hyperlink>
-      <w:r>
-        <w:rPr>
-          <w:lang w:val="zh_TW" w:bidi="zh_TW"/>
-        </w:rPr>
-        <w:t>，</w:t>
-      </w:r>
-      <w:hyperlink r:id="rId28">
-        <w:r>
-          <w:rPr>
-            <w:lang w:val="zh_TW" w:bidi="zh_TW"/>
-          </w:rPr>
-          <w:rPr>
-            <w:color w:val="0000EE"/>
-            <w:u w:val="single"/>
-          </w:rPr>
-          <w:t>15:10–11</w:t>
-        </w:r>
-      </w:hyperlink>
-      <w:r>
-        <w:rPr>
-          <w:lang w:val="zh_TW" w:bidi="zh_TW"/>
-        </w:rPr>
-        <w:t>，</w:t>
-      </w:r>
-      <w:hyperlink r:id="rId29">
-        <w:r>
-          <w:rPr>
-            <w:lang w:val="zh_TW" w:bidi="zh_TW"/>
-          </w:rPr>
-          <w:rPr>
-            <w:color w:val="0000EE"/>
-            <w:u w:val="single"/>
-          </w:rPr>
-          <w:t>28:16–19</w:t>
-        </w:r>
-      </w:hyperlink>
-      <w:r>
-        <w:rPr>
-          <w:lang w:val="zh_TW" w:bidi="zh_TW"/>
-        </w:rPr>
-        <w:t>；</w:t>
-      </w:r>
-      <w:hyperlink r:id="rId30">
-        <w:r>
-          <w:rPr>
-            <w:lang w:val="zh_TW" w:bidi="zh_TW"/>
-          </w:rPr>
-          <w:rPr>
-            <w:color w:val="0000EE"/>
-            <w:u w:val="single"/>
-          </w:rPr>
-          <w:t>撒下7:11–16</w:t>
-        </w:r>
-      </w:hyperlink>
-      <w:r>
-        <w:rPr>
-          <w:lang w:val="zh_TW" w:bidi="zh_TW"/>
-        </w:rPr>
-        <w:t>；</w:t>
-      </w:r>
-      <w:hyperlink r:id="rId31">
-        <w:r>
-          <w:rPr>
-            <w:lang w:val="zh_TW" w:bidi="zh_TW"/>
-          </w:rPr>
-          <w:rPr>
-            <w:color w:val="0000EE"/>
-            <w:u w:val="single"/>
-          </w:rPr>
-          <w:t>王上9:4–9</w:t>
-        </w:r>
-      </w:hyperlink>
-      <w:r>
-        <w:rPr>
-          <w:lang w:val="zh_TW" w:bidi="zh_TW"/>
-        </w:rPr>
-        <w:t>）。</w:t>
-      </w:r>
-      <w:r>
-        <w:rPr>
-          <w:lang w:val="zh_TW" w:bidi="zh_TW"/>
-        </w:rPr>
-        <w:t>所有神的應許和預言，都以忠心和順服為前提</w:t>
-      </w:r>
-      <w:r>
-        <w:rPr>
-          <w:lang w:val="zh_TW" w:bidi="zh_TW"/>
-        </w:rPr>
-        <w:t>（特別見</w:t>
-      </w:r>
-      <w:hyperlink r:id="rId32">
-        <w:r>
-          <w:rPr>
-            <w:lang w:val="zh_TW" w:bidi="zh_TW"/>
-          </w:rPr>
-          <w:rPr>
-            <w:color w:val="0000EE"/>
-            <w:u w:val="single"/>
-          </w:rPr>
-          <w:t>耶18:7–10</w:t>
-        </w:r>
-      </w:hyperlink>
-      <w:r>
-        <w:rPr>
-          <w:lang w:val="zh_TW" w:bidi="zh_TW"/>
-        </w:rPr>
-        <w:t>）。使徒保羅認為以色列的不順服，導致一些人從神的子民中被「折斷」（</w:t>
-      </w:r>
-      <w:hyperlink r:id="rId33">
-        <w:r>
-          <w:rPr>
-            <w:lang w:val="zh_TW" w:bidi="zh_TW"/>
-          </w:rPr>
-          <w:rPr>
-            <w:color w:val="0000EE"/>
-            <w:u w:val="single"/>
-          </w:rPr>
-          <w:t>羅11:17</w:t>
-        </w:r>
-      </w:hyperlink>
-      <w:r>
-        <w:rPr>
-          <w:lang w:val="zh_TW" w:bidi="zh_TW"/>
-        </w:rPr>
-        <w:t>）</w:t>
-      </w:r>
-      <w:r>
-        <w:rPr>
-          <w:lang w:val="zh_TW" w:bidi="zh_TW"/>
-        </w:rPr>
-        <w:t>，並警告</w:t>
-      </w:r>
-      <w:r>
-        <w:rPr>
-          <w:lang w:val="zh_TW" w:bidi="zh_TW"/>
-        </w:rPr>
-        <w:t>非猶太（外邦人）的信徒不</w:t>
-      </w:r>
-      <w:r>
-        <w:rPr>
-          <w:lang w:val="zh_TW" w:bidi="zh_TW"/>
-        </w:rPr>
-        <w:t>可自高</w:t>
-      </w:r>
-      <w:r>
-        <w:rPr>
-          <w:lang w:val="zh_TW" w:bidi="zh_TW"/>
-        </w:rPr>
-        <w:t>（</w:t>
-      </w:r>
-      <w:hyperlink r:id="rId34">
-        <w:r>
-          <w:rPr>
-            <w:lang w:val="zh_TW" w:bidi="zh_TW"/>
-          </w:rPr>
-          <w:rPr>
-            <w:color w:val="0000EE"/>
-            <w:u w:val="single"/>
-          </w:rPr>
-          <w:t>羅11:13–32</w:t>
-        </w:r>
-      </w:hyperlink>
-      <w:r>
-        <w:rPr>
-          <w:lang w:val="zh_TW" w:bidi="zh_TW"/>
-        </w:rPr>
-        <w:t>）。</w:t>
-      </w:r>
-      <w:r>
-        <w:rPr>
-          <w:lang w:val="zh_TW" w:bidi="zh_TW"/>
-        </w:rPr>
-        <w:t>神的應許永不改變，但人的悖逆必招致審判。</w:t>
-      </w:r>
-      <w:r>
-        <w:rPr>
-          <w:lang w:val="zh_TW" w:bidi="zh_TW"/>
-        </w:rPr>
-        <w:t>真正的確據是建立在謙卑順服與倚靠神之上。</w:t>
+        <w:t>）。尼希米在公元前445至433年擔任猶大省省長，而耶路撒冷毀於公元前586年，距離他的時代已有約140年。因此，他本人並未犯下那些罪，但在禱告中，他與百姓一體，承認那些罪孽。</w:t>
       </w:r>
     </w:p>
     <w:p>
@@ -729,9 +327,9 @@
         <w:rPr>
           <w:lang w:val="zh_TW" w:bidi="zh_TW"/>
         </w:rPr>
-        <w:t>在新約時代，成為基督徒是極具挑戰且充滿危險的事。啟示錄為信徒帶來盼望，甚至是面臨死亡威脅的信徒，這份盼望也伴隨著審判的警告（</w:t>
-      </w:r>
-      <w:hyperlink r:id="rId35">
+        <w:t>同樣地，大祭司在贖罪日（</w:t>
+      </w:r>
+      <w:hyperlink r:id="rId16">
         <w:r>
           <w:rPr>
             <w:lang w:val="zh_TW" w:bidi="zh_TW"/>
@@ -740,16 +338,16 @@
             <w:color w:val="0000EE"/>
             <w:u w:val="single"/>
           </w:rPr>
-          <w:t>啟21:8</w:t>
+          <w:t>利16章</w:t>
         </w:r>
       </w:hyperlink>
       <w:r>
         <w:rPr>
           <w:lang w:val="zh_TW" w:bidi="zh_TW"/>
         </w:rPr>
-        <w:t>、</w:t>
-      </w:r>
-      <w:hyperlink r:id="rId36">
+        <w:t>）也可以代表全體百姓。由於個人與群體之間關係密切，一個人的罪若不處理，可能會成為整個群體的罪（</w:t>
+      </w:r>
+      <w:hyperlink r:id="rId17">
         <w:r>
           <w:rPr>
             <w:lang w:val="zh_TW" w:bidi="zh_TW"/>
@@ -758,16 +356,10 @@
             <w:color w:val="0000EE"/>
             <w:u w:val="single"/>
           </w:rPr>
-          <w:t>27</w:t>
+          <w:t>利4:3–21，</w:t>
         </w:r>
       </w:hyperlink>
-      <w:r>
-        <w:rPr>
-          <w:lang w:val="zh_TW" w:bidi="zh_TW"/>
-        </w:rPr>
-        <w:t>；</w:t>
-      </w:r>
-      <w:hyperlink r:id="rId37">
+      <w:hyperlink r:id="rId18">
         <w:r>
           <w:rPr>
             <w:lang w:val="zh_TW" w:bidi="zh_TW"/>
@@ -776,385 +368,7 @@
             <w:color w:val="0000EE"/>
             <w:u w:val="single"/>
           </w:rPr>
-          <w:t>22:15</w:t>
-        </w:r>
-      </w:hyperlink>
-      <w:r>
-        <w:rPr>
-          <w:lang w:val="zh_TW" w:bidi="zh_TW"/>
-        </w:rPr>
-        <w:t>）。忠心與順服的呼召，是啟示錄的核心主題（見</w:t>
-      </w:r>
-      <w:hyperlink r:id="rId38">
-        <w:r>
-          <w:rPr>
-            <w:lang w:val="zh_TW" w:bidi="zh_TW"/>
-          </w:rPr>
-          <w:rPr>
-            <w:color w:val="0000EE"/>
-            <w:u w:val="single"/>
-          </w:rPr>
-          <w:t>2:5</w:t>
-        </w:r>
-      </w:hyperlink>
-      <w:r>
-        <w:rPr>
-          <w:lang w:val="zh_TW" w:bidi="zh_TW"/>
-        </w:rPr>
-        <w:t>、</w:t>
-      </w:r>
-      <w:hyperlink r:id="rId39">
-        <w:r>
-          <w:rPr>
-            <w:lang w:val="zh_TW" w:bidi="zh_TW"/>
-          </w:rPr>
-          <w:rPr>
-            <w:color w:val="0000EE"/>
-            <w:u w:val="single"/>
-          </w:rPr>
-          <w:t>10–11</w:t>
-        </w:r>
-      </w:hyperlink>
-      <w:r>
-        <w:rPr>
-          <w:lang w:val="zh_TW" w:bidi="zh_TW"/>
-        </w:rPr>
-        <w:t>、</w:t>
-      </w:r>
-      <w:hyperlink r:id="rId40">
-        <w:r>
-          <w:rPr>
-            <w:lang w:val="zh_TW" w:bidi="zh_TW"/>
-          </w:rPr>
-          <w:rPr>
-            <w:color w:val="0000EE"/>
-            <w:u w:val="single"/>
-          </w:rPr>
-          <w:t>16–17</w:t>
-        </w:r>
-      </w:hyperlink>
-      <w:r>
-        <w:rPr>
-          <w:lang w:val="zh_TW" w:bidi="zh_TW"/>
-        </w:rPr>
-        <w:t>、</w:t>
-      </w:r>
-      <w:hyperlink r:id="rId41">
-        <w:r>
-          <w:rPr>
-            <w:lang w:val="zh_TW" w:bidi="zh_TW"/>
-          </w:rPr>
-          <w:rPr>
-            <w:color w:val="0000EE"/>
-            <w:u w:val="single"/>
-          </w:rPr>
-          <w:t>26–29</w:t>
-        </w:r>
-      </w:hyperlink>
-      <w:r>
-        <w:rPr>
-          <w:lang w:val="zh_TW" w:bidi="zh_TW"/>
-        </w:rPr>
-        <w:t>，</w:t>
-      </w:r>
-      <w:hyperlink r:id="rId42">
-        <w:r>
-          <w:rPr>
-            <w:lang w:val="zh_TW" w:bidi="zh_TW"/>
-          </w:rPr>
-          <w:rPr>
-            <w:color w:val="0000EE"/>
-            <w:u w:val="single"/>
-          </w:rPr>
-          <w:t>3:2</w:t>
-        </w:r>
-      </w:hyperlink>
-      <w:r>
-        <w:rPr>
-          <w:lang w:val="zh_TW" w:bidi="zh_TW"/>
-        </w:rPr>
-        <w:t>、</w:t>
-      </w:r>
-      <w:hyperlink r:id="rId43">
-        <w:r>
-          <w:rPr>
-            <w:lang w:val="zh_TW" w:bidi="zh_TW"/>
-          </w:rPr>
-          <w:rPr>
-            <w:color w:val="0000EE"/>
-            <w:u w:val="single"/>
-          </w:rPr>
-          <w:t>12</w:t>
-        </w:r>
-      </w:hyperlink>
-      <w:r>
-        <w:rPr>
-          <w:lang w:val="zh_TW" w:bidi="zh_TW"/>
-        </w:rPr>
-        <w:t>、</w:t>
-      </w:r>
-      <w:hyperlink r:id="rId44">
-        <w:r>
-          <w:rPr>
-            <w:lang w:val="zh_TW" w:bidi="zh_TW"/>
-          </w:rPr>
-          <w:rPr>
-            <w:color w:val="0000EE"/>
-            <w:u w:val="single"/>
-          </w:rPr>
-          <w:t>17–19</w:t>
-        </w:r>
-      </w:hyperlink>
-      <w:r>
-        <w:rPr>
-          <w:lang w:val="zh_TW" w:bidi="zh_TW"/>
-        </w:rPr>
-        <w:t>、</w:t>
-      </w:r>
-      <w:hyperlink r:id="rId45">
-        <w:r>
-          <w:rPr>
-            <w:lang w:val="zh_TW" w:bidi="zh_TW"/>
-          </w:rPr>
-          <w:rPr>
-            <w:color w:val="0000EE"/>
-            <w:u w:val="single"/>
-          </w:rPr>
-          <w:t>21–22</w:t>
-        </w:r>
-      </w:hyperlink>
-      <w:r>
-        <w:rPr>
-          <w:lang w:val="zh_TW" w:bidi="zh_TW"/>
-        </w:rPr>
-        <w:t>，</w:t>
-      </w:r>
-      <w:hyperlink r:id="rId46">
-        <w:r>
-          <w:rPr>
-            <w:lang w:val="zh_TW" w:bidi="zh_TW"/>
-          </w:rPr>
-          <w:rPr>
-            <w:color w:val="0000EE"/>
-            <w:u w:val="single"/>
-          </w:rPr>
-          <w:t>7:14</w:t>
-        </w:r>
-      </w:hyperlink>
-      <w:r>
-        <w:rPr>
-          <w:lang w:val="zh_TW" w:bidi="zh_TW"/>
-        </w:rPr>
-        <w:t>，</w:t>
-      </w:r>
-      <w:hyperlink r:id="rId47">
-        <w:r>
-          <w:rPr>
-            <w:lang w:val="zh_TW" w:bidi="zh_TW"/>
-          </w:rPr>
-          <w:rPr>
-            <w:color w:val="0000EE"/>
-            <w:u w:val="single"/>
-          </w:rPr>
-          <w:t>13:9–10</w:t>
-        </w:r>
-      </w:hyperlink>
-      <w:r>
-        <w:rPr>
-          <w:lang w:val="zh_TW" w:bidi="zh_TW"/>
-        </w:rPr>
-        <w:t>、</w:t>
-      </w:r>
-      <w:hyperlink r:id="rId48">
-        <w:r>
-          <w:rPr>
-            <w:lang w:val="zh_TW" w:bidi="zh_TW"/>
-          </w:rPr>
-          <w:rPr>
-            <w:color w:val="0000EE"/>
-            <w:u w:val="single"/>
-          </w:rPr>
-          <w:t>12</w:t>
-        </w:r>
-      </w:hyperlink>
-      <w:r>
-        <w:rPr>
-          <w:lang w:val="zh_TW" w:bidi="zh_TW"/>
-        </w:rPr>
-        <w:t>，</w:t>
-      </w:r>
-      <w:hyperlink r:id="rId49">
-        <w:r>
-          <w:rPr>
-            <w:lang w:val="zh_TW" w:bidi="zh_TW"/>
-          </w:rPr>
-          <w:rPr>
-            <w:color w:val="0000EE"/>
-            <w:u w:val="single"/>
-          </w:rPr>
-          <w:t>16:15</w:t>
-        </w:r>
-      </w:hyperlink>
-      <w:r>
-        <w:rPr>
-          <w:lang w:val="zh_TW" w:bidi="zh_TW"/>
-        </w:rPr>
-        <w:t>，</w:t>
-      </w:r>
-      <w:hyperlink r:id="rId50">
-        <w:r>
-          <w:rPr>
-            <w:lang w:val="zh_TW" w:bidi="zh_TW"/>
-          </w:rPr>
-          <w:rPr>
-            <w:color w:val="0000EE"/>
-            <w:u w:val="single"/>
-          </w:rPr>
-          <w:t>18:4</w:t>
-        </w:r>
-      </w:hyperlink>
-      <w:r>
-        <w:rPr>
-          <w:lang w:val="zh_TW" w:bidi="zh_TW"/>
-        </w:rPr>
-        <w:t>，</w:t>
-      </w:r>
-      <w:hyperlink r:id="rId13">
-        <w:r>
-          <w:rPr>
-            <w:lang w:val="zh_TW" w:bidi="zh_TW"/>
-          </w:rPr>
-          <w:rPr>
-            <w:color w:val="0000EE"/>
-            <w:u w:val="single"/>
-          </w:rPr>
-          <w:t>20:12</w:t>
-        </w:r>
-      </w:hyperlink>
-      <w:r>
-        <w:rPr>
-          <w:lang w:val="zh_TW" w:bidi="zh_TW"/>
-        </w:rPr>
-        <w:t>，</w:t>
-      </w:r>
-      <w:hyperlink r:id="rId51">
-        <w:r>
-          <w:rPr>
-            <w:lang w:val="zh_TW" w:bidi="zh_TW"/>
-          </w:rPr>
-          <w:rPr>
-            <w:color w:val="0000EE"/>
-            <w:u w:val="single"/>
-          </w:rPr>
-          <w:t>21:7</w:t>
-        </w:r>
-      </w:hyperlink>
-      <w:r>
-        <w:rPr>
-          <w:lang w:val="zh_TW" w:bidi="zh_TW"/>
-        </w:rPr>
-        <w:t>，</w:t>
-      </w:r>
-      <w:hyperlink r:id="rId52">
-        <w:r>
-          <w:rPr>
-            <w:lang w:val="zh_TW" w:bidi="zh_TW"/>
-          </w:rPr>
-          <w:rPr>
-            <w:color w:val="0000EE"/>
-            <w:u w:val="single"/>
-          </w:rPr>
-          <w:t>22:3</w:t>
-        </w:r>
-      </w:hyperlink>
-      <w:r>
-        <w:rPr>
-          <w:lang w:val="zh_TW" w:bidi="zh_TW"/>
-        </w:rPr>
-        <w:t>、</w:t>
-      </w:r>
-      <w:hyperlink r:id="rId53">
-        <w:r>
-          <w:rPr>
-            <w:lang w:val="zh_TW" w:bidi="zh_TW"/>
-          </w:rPr>
-          <w:rPr>
-            <w:color w:val="0000EE"/>
-            <w:u w:val="single"/>
-          </w:rPr>
-          <w:t>7</w:t>
-        </w:r>
-      </w:hyperlink>
-      <w:r>
-        <w:rPr>
-          <w:lang w:val="zh_TW" w:bidi="zh_TW"/>
-        </w:rPr>
-        <w:t>、</w:t>
-      </w:r>
-      <w:hyperlink r:id="rId54">
-        <w:r>
-          <w:rPr>
-            <w:lang w:val="zh_TW" w:bidi="zh_TW"/>
-          </w:rPr>
-          <w:rPr>
-            <w:color w:val="0000EE"/>
-            <w:u w:val="single"/>
-          </w:rPr>
-          <w:t>11–12</w:t>
-        </w:r>
-      </w:hyperlink>
-      <w:r>
-        <w:rPr>
-          <w:lang w:val="zh_TW" w:bidi="zh_TW"/>
-        </w:rPr>
-        <w:t>）。新約強調，只要靠著神的恩典，忠心的信徒必能堅持到底（見</w:t>
-      </w:r>
-      <w:hyperlink r:id="rId55">
-        <w:r>
-          <w:rPr>
-            <w:lang w:val="zh_TW" w:bidi="zh_TW"/>
-          </w:rPr>
-          <w:rPr>
-            <w:color w:val="0000EE"/>
-            <w:u w:val="single"/>
-          </w:rPr>
-          <w:t>來13:6</w:t>
-        </w:r>
-      </w:hyperlink>
-      <w:r>
-        <w:rPr>
-          <w:lang w:val="zh_TW" w:bidi="zh_TW"/>
-        </w:rPr>
-        <w:t>；</w:t>
-      </w:r>
-      <w:hyperlink r:id="rId56">
-        <w:r>
-          <w:rPr>
-            <w:lang w:val="zh_TW" w:bidi="zh_TW"/>
-          </w:rPr>
-          <w:rPr>
-            <w:color w:val="0000EE"/>
-            <w:u w:val="single"/>
-          </w:rPr>
-          <w:t>雅1:25</w:t>
-        </w:r>
-      </w:hyperlink>
-      <w:r>
-        <w:rPr>
-          <w:lang w:val="zh_TW" w:bidi="zh_TW"/>
-        </w:rPr>
-        <w:t>；</w:t>
-      </w:r>
-      <w:hyperlink r:id="rId57">
-        <w:r>
-          <w:rPr>
-            <w:lang w:val="zh_TW" w:bidi="zh_TW"/>
-          </w:rPr>
-          <w:rPr>
-            <w:color w:val="0000EE"/>
-            <w:u w:val="single"/>
-          </w:rPr>
-          <w:t>啟3:10</w:t>
+          <w:t>20:1–5</w:t>
         </w:r>
       </w:hyperlink>
       <w:r>
@@ -1173,10 +387,81 @@
       </w:r>
       <w:r>
         <w:rPr>
-          <w:u w:val="single"/>
-          <w:lang w:val="zh_TW" w:bidi="zh_TW"/>
-        </w:rPr>
-        <w:t>進深研究的經文段落</w:t>
+          <w:lang w:val="zh_TW" w:bidi="zh_TW"/>
+        </w:rPr>
+        <w:t>同樣地，使徒保羅將基督徒群體描述為「基督的身體」（</w:t>
+      </w:r>
+      <w:hyperlink r:id="rId19">
+        <w:r>
+          <w:rPr>
+            <w:lang w:val="zh_TW" w:bidi="zh_TW"/>
+          </w:rPr>
+          <w:rPr>
+            <w:color w:val="0000EE"/>
+            <w:u w:val="single"/>
+          </w:rPr>
+          <w:t>林前12:27</w:t>
+        </w:r>
+      </w:hyperlink>
+      <w:r>
+        <w:rPr>
+          <w:lang w:val="zh_TW" w:bidi="zh_TW"/>
+        </w:rPr>
+        <w:t>；</w:t>
+      </w:r>
+      <w:hyperlink r:id="rId20">
+        <w:r>
+          <w:rPr>
+            <w:lang w:val="zh_TW" w:bidi="zh_TW"/>
+          </w:rPr>
+          <w:rPr>
+            <w:color w:val="0000EE"/>
+            <w:u w:val="single"/>
+          </w:rPr>
+          <w:t>弗4:12</w:t>
+        </w:r>
+      </w:hyperlink>
+      <w:r>
+        <w:rPr>
+          <w:lang w:val="zh_TW" w:bidi="zh_TW"/>
+        </w:rPr>
+        <w:t>）。信徒藉著聖靈共享基督的身分。他們作為基督的身體，在自己的生命中彰顯祂，並一同向世界顯明基督。保羅勉勵加拉太教會「各人的重擔要互相擔當」，這樣就能效法基督的榜樣（</w:t>
+      </w:r>
+      <w:hyperlink r:id="rId21">
+        <w:r>
+          <w:rPr>
+            <w:lang w:val="zh_TW" w:bidi="zh_TW"/>
+          </w:rPr>
+          <w:rPr>
+            <w:color w:val="0000EE"/>
+            <w:u w:val="single"/>
+          </w:rPr>
+          <w:t>加6:2</w:t>
+        </w:r>
+      </w:hyperlink>
+      <w:r>
+        <w:rPr>
+          <w:lang w:val="zh_TW" w:bidi="zh_TW"/>
+        </w:rPr>
+        <w:t>；</w:t>
+      </w:r>
+      <w:hyperlink r:id="rId22">
+        <w:r>
+          <w:rPr>
+            <w:lang w:val="zh_TW" w:bidi="zh_TW"/>
+          </w:rPr>
+          <w:rPr>
+            <w:color w:val="0000EE"/>
+            <w:u w:val="single"/>
+          </w:rPr>
+          <w:t>太11:28–30</w:t>
+        </w:r>
+      </w:hyperlink>
+      <w:r>
+        <w:rPr>
+          <w:lang w:val="zh_TW" w:bidi="zh_TW"/>
+        </w:rPr>
+        <w:t>）。</w:t>
       </w:r>
     </w:p>
     <w:p>
@@ -1186,7 +471,22 @@
           <w:lang w:val="zh_TW" w:bidi="zh_TW"/>
         </w:rPr>
       </w:r>
-      <w:hyperlink r:id="rId58">
+      <w:r>
+        <w:rPr>
+          <w:u w:val="single"/>
+          <w:lang w:val="zh_TW" w:bidi="zh_TW"/>
+        </w:rPr>
+        <w:t>進深研究的經文段落</w:t>
+      </w:r>
+    </w:p>
+    <w:p>
+      <w:pPr/>
+      <w:r>
+        <w:rPr>
+          <w:lang w:val="zh_TW" w:bidi="zh_TW"/>
+        </w:rPr>
+      </w:r>
+      <w:hyperlink r:id="rId23">
         <w:r>
           <w:rPr>
             <w:lang w:val="zh_TW" w:bidi="zh_TW"/>
@@ -1195,16 +495,16 @@
             <w:color w:val="0000EE"/>
             <w:u w:val="single"/>
           </w:rPr>
-          <w:t>創15:1</w:t>
+          <w:t>出20:5–6</w:t>
         </w:r>
       </w:hyperlink>
       <w:r>
         <w:rPr>
           <w:lang w:val="zh_TW" w:bidi="zh_TW"/>
         </w:rPr>
-        <w:t>、</w:t>
-      </w:r>
-      <w:hyperlink r:id="rId59">
+        <w:t>，</w:t>
+      </w:r>
+      <w:hyperlink r:id="rId24">
         <w:r>
           <w:rPr>
             <w:lang w:val="zh_TW" w:bidi="zh_TW"/>
@@ -1213,7 +513,7 @@
             <w:color w:val="0000EE"/>
             <w:u w:val="single"/>
           </w:rPr>
-          <w:t>13–16</w:t>
+          <w:t>8–10</w:t>
         </w:r>
       </w:hyperlink>
       <w:r>
@@ -1222,7 +522,7 @@
         </w:rPr>
         <w:t>；</w:t>
       </w:r>
-      <w:hyperlink r:id="rId60">
+      <w:hyperlink r:id="rId17">
         <w:r>
           <w:rPr>
             <w:lang w:val="zh_TW" w:bidi="zh_TW"/>
@@ -1231,14 +531,368 @@
             <w:color w:val="0000EE"/>
             <w:u w:val="single"/>
           </w:rPr>
-          <w:t>撒上12:22–25</w:t>
+          <w:t>利4:3–21，</w:t>
         </w:r>
       </w:hyperlink>
+      <w:hyperlink r:id="rId18">
+        <w:r>
+          <w:rPr>
+            <w:lang w:val="zh_TW" w:bidi="zh_TW"/>
+          </w:rPr>
+          <w:rPr>
+            <w:color w:val="0000EE"/>
+            <w:u w:val="single"/>
+          </w:rPr>
+          <w:t>20:1–5</w:t>
+        </w:r>
+      </w:hyperlink>
       <w:r>
         <w:rPr>
           <w:lang w:val="zh_TW" w:bidi="zh_TW"/>
         </w:rPr>
         <w:t>；</w:t>
+      </w:r>
+      <w:hyperlink r:id="rId25">
+        <w:r>
+          <w:rPr>
+            <w:lang w:val="zh_TW" w:bidi="zh_TW"/>
+          </w:rPr>
+          <w:rPr>
+            <w:color w:val="0000EE"/>
+            <w:u w:val="single"/>
+          </w:rPr>
+          <w:t>書7:1–26</w:t>
+        </w:r>
+      </w:hyperlink>
+      <w:r>
+        <w:rPr>
+          <w:lang w:val="zh_TW" w:bidi="zh_TW"/>
+        </w:rPr>
+        <w:t>；</w:t>
+      </w:r>
+      <w:hyperlink r:id="rId15">
+        <w:r>
+          <w:rPr>
+            <w:lang w:val="zh_TW" w:bidi="zh_TW"/>
+          </w:rPr>
+          <w:rPr>
+            <w:color w:val="0000EE"/>
+            <w:u w:val="single"/>
+          </w:rPr>
+          <w:t>尼1:6–7</w:t>
+        </w:r>
+      </w:hyperlink>
+      <w:r>
+        <w:rPr>
+          <w:lang w:val="zh_TW" w:bidi="zh_TW"/>
+        </w:rPr>
+        <w:t>；</w:t>
+      </w:r>
+      <w:hyperlink r:id="rId26">
+        <w:r>
+          <w:rPr>
+            <w:lang w:val="zh_TW" w:bidi="zh_TW"/>
+          </w:rPr>
+          <w:rPr>
+            <w:color w:val="0000EE"/>
+            <w:u w:val="single"/>
+          </w:rPr>
+          <w:t>林前12:12–27</w:t>
+        </w:r>
+      </w:hyperlink>
+      <w:r>
+        <w:rPr>
+          <w:lang w:val="zh_TW" w:bidi="zh_TW"/>
+        </w:rPr>
+        <w:t>；</w:t>
+      </w:r>
+      <w:hyperlink r:id="rId21">
+        <w:r>
+          <w:rPr>
+            <w:lang w:val="zh_TW" w:bidi="zh_TW"/>
+          </w:rPr>
+          <w:rPr>
+            <w:color w:val="0000EE"/>
+            <w:u w:val="single"/>
+          </w:rPr>
+          <w:t>加6:2</w:t>
+        </w:r>
+      </w:hyperlink>
+      <w:r>
+        <w:rPr>
+          <w:lang w:val="zh_TW" w:bidi="zh_TW"/>
+        </w:rPr>
+        <w:t>；</w:t>
+      </w:r>
+      <w:hyperlink r:id="rId27">
+        <w:r>
+          <w:rPr>
+            <w:lang w:val="zh_TW" w:bidi="zh_TW"/>
+          </w:rPr>
+          <w:rPr>
+            <w:color w:val="0000EE"/>
+            <w:u w:val="single"/>
+          </w:rPr>
+          <w:t>弗4:11–13</w:t>
+        </w:r>
+      </w:hyperlink>
+      <w:r>
+        <w:rPr>
+          <w:lang w:val="zh_TW" w:bidi="zh_TW"/>
+        </w:rPr>
+      </w:r>
+      <w:r>
+        <w:rPr>
+          <w:lang w:val="zh_TW" w:bidi="zh_TW"/>
+        </w:rPr>
+      </w:r>
+    </w:p>
+    <w:p>
+      <w:pPr/>
+      <w:r>
+        <w:rPr>
+          <w:lang w:val="zh_TW" w:bidi="zh_TW"/>
+        </w:rPr>
+      </w:r>
+    </w:p>
+    <w:p>
+      <w:pPr>
+        <w:pStyle w:val="Heading2"/>
+      </w:pPr>
+      <w:r>
+        <w:rPr>
+          <w:lang w:val="zh_TW" w:bidi="zh_TW"/>
+        </w:rPr>
+        <w:t>群體責任：亞干的罪</w:t>
+      </w:r>
+      <w:r>
+        <w:rPr>
+          <w:lang w:val="zh_TW" w:bidi="zh_TW"/>
+        </w:rPr>
+      </w:r>
+    </w:p>
+    <w:p>
+      <w:pPr/>
+      <w:r>
+        <w:rPr>
+          <w:lang w:val="zh_TW" w:bidi="zh_TW"/>
+        </w:rPr>
+      </w:r>
+      <w:r>
+        <w:rPr>
+          <w:lang w:val="zh_TW" w:bidi="zh_TW"/>
+        </w:rPr>
+        <w:t>整個群體都應該為少數人的錯誤來負責嗎？</w:t>
+      </w:r>
+    </w:p>
+    <w:p>
+      <w:pPr/>
+      <w:r>
+        <w:rPr>
+          <w:lang w:val="zh_TW" w:bidi="zh_TW"/>
+        </w:rPr>
+      </w:r>
+      <w:r>
+        <w:rPr>
+          <w:lang w:val="zh_TW" w:bidi="zh_TW"/>
+        </w:rPr>
+        <w:t>為什麼亞干犯罪後，以色列人在艾城的戰役中死了許多士兵（</w:t>
+      </w:r>
+      <w:hyperlink r:id="rId25">
+        <w:r>
+          <w:rPr>
+            <w:lang w:val="zh_TW" w:bidi="zh_TW"/>
+          </w:rPr>
+          <w:rPr>
+            <w:color w:val="0000EE"/>
+            <w:u w:val="single"/>
+          </w:rPr>
+          <w:t>書7</w:t>
+        </w:r>
+      </w:hyperlink>
+      <w:r>
+        <w:rPr>
+          <w:lang w:val="zh_TW" w:bidi="zh_TW"/>
+        </w:rPr>
+        <w:t>）？為什麼以色列人要用石頭打死亞干全家？要解答這些問題，就需要理解「群體責任」的觀念。</w:t>
+      </w:r>
+    </w:p>
+    <w:p>
+      <w:pPr/>
+      <w:r>
+        <w:rPr>
+          <w:lang w:val="zh_TW" w:bidi="zh_TW"/>
+        </w:rPr>
+      </w:r>
+      <w:r>
+        <w:rPr>
+          <w:lang w:val="zh_TW" w:bidi="zh_TW"/>
+        </w:rPr>
+        <w:t>如果亞干的家人知道他的偷竊行為，他們就與他一同有罪。當群體中的成員參與罪惡，或默許了罪惡的行為或態度，這個群體就須共同承擔責任。</w:t>
+      </w:r>
+    </w:p>
+    <w:p>
+      <w:pPr/>
+      <w:r>
+        <w:rPr>
+          <w:lang w:val="zh_TW" w:bidi="zh_TW"/>
+        </w:rPr>
+      </w:r>
+      <w:r>
+        <w:rPr>
+          <w:lang w:val="zh_TW" w:bidi="zh_TW"/>
+        </w:rPr>
+        <w:t>那麼，亞干那些年幼無知、不知情的孩子呢？那些因亞干奪取了屬於神的物品而在艾城戰死的以色列士兵，又該如何理解呢？</w:t>
+      </w:r>
+    </w:p>
+    <w:p>
+      <w:pPr/>
+      <w:r>
+        <w:rPr>
+          <w:lang w:val="zh_TW" w:bidi="zh_TW"/>
+        </w:rPr>
+      </w:r>
+      <w:r>
+        <w:rPr>
+          <w:lang w:val="zh_TW" w:bidi="zh_TW"/>
+        </w:rPr>
+        <w:t>要明瞭這一切，我們必須回到起初。</w:t>
+      </w:r>
+    </w:p>
+    <w:p>
+      <w:pPr/>
+      <w:r>
+        <w:rPr>
+          <w:lang w:val="zh_TW" w:bidi="zh_TW"/>
+        </w:rPr>
+      </w:r>
+      <w:r>
+        <w:rPr>
+          <w:lang w:val="zh_TW" w:bidi="zh_TW"/>
+        </w:rPr>
+        <w:t>我們的始祖亞當與夏娃的罪，至少有兩個層面（</w:t>
+      </w:r>
+      <w:hyperlink r:id="rId28">
+        <w:r>
+          <w:rPr>
+            <w:lang w:val="zh_TW" w:bidi="zh_TW"/>
+          </w:rPr>
+          <w:rPr>
+            <w:color w:val="0000EE"/>
+            <w:u w:val="single"/>
+          </w:rPr>
+          <w:t>創3</w:t>
+        </w:r>
+      </w:hyperlink>
+      <w:r>
+        <w:rPr>
+          <w:lang w:val="zh_TW" w:bidi="zh_TW"/>
+        </w:rPr>
+        <w:t>）：</w:t>
+      </w:r>
+    </w:p>
+    <w:p>
+      <w:pPr>
+        <w:pStyle w:val="ListNumber"/>
+        <w:numPr>
+          <w:ilvl w:val="0"/>
+          <w:numId w:val="14"/>
+        </w:numPr>
+        <w:spacing w:line="240" w:lineRule="auto"/>
+        <w:ind w:left="720"/>
+      </w:pPr>
+      <w:r>
+        <w:rPr>
+          <w:lang w:val="zh_TW" w:bidi="zh_TW"/>
+        </w:rPr>
+      </w:r>
+      <w:r>
+        <w:rPr>
+          <w:lang w:val="zh_TW" w:bidi="zh_TW"/>
+        </w:rPr>
+        <w:t>他們選擇不信靠神。雖然他們與神有親密的關係，卻選擇聆聽一位陌生人的話。</w:t>
+      </w:r>
+    </w:p>
+    <w:p>
+      <w:pPr>
+        <w:pStyle w:val="ListNumber"/>
+        <w:spacing w:line="240" w:lineRule="auto"/>
+        <w:ind w:left="720"/>
+      </w:pPr>
+      <w:r>
+        <w:rPr>
+          <w:lang w:val="zh_TW" w:bidi="zh_TW"/>
+        </w:rPr>
+      </w:r>
+      <w:r>
+        <w:rPr>
+          <w:lang w:val="zh_TW" w:bidi="zh_TW"/>
+        </w:rPr>
+        <w:t>他們想要自己成為神。他們宣告要脫離對神的依賴，卻終究失敗。</w:t>
+      </w:r>
+    </w:p>
+    <w:p>
+      <w:pPr/>
+      <w:r>
+        <w:rPr>
+          <w:lang w:val="zh_TW" w:bidi="zh_TW"/>
+        </w:rPr>
+      </w:r>
+      <w:r>
+        <w:rPr>
+          <w:lang w:val="zh_TW" w:bidi="zh_TW"/>
+        </w:rPr>
+        <w:t>由於每個人都為自己做出同樣的選擇，所以沒有一個人是真正無辜的（見</w:t>
+      </w:r>
+      <w:hyperlink r:id="rId29">
+        <w:r>
+          <w:rPr>
+            <w:lang w:val="zh_TW" w:bidi="zh_TW"/>
+          </w:rPr>
+          <w:rPr>
+            <w:color w:val="0000EE"/>
+            <w:u w:val="single"/>
+          </w:rPr>
+          <w:t>詩14:2–3</w:t>
+        </w:r>
+      </w:hyperlink>
+      <w:r>
+        <w:rPr>
+          <w:lang w:val="zh_TW" w:bidi="zh_TW"/>
+        </w:rPr>
+        <w:t>；</w:t>
+      </w:r>
+      <w:hyperlink r:id="rId30">
+        <w:r>
+          <w:rPr>
+            <w:lang w:val="zh_TW" w:bidi="zh_TW"/>
+          </w:rPr>
+          <w:rPr>
+            <w:color w:val="0000EE"/>
+            <w:u w:val="single"/>
+          </w:rPr>
+          <w:t>羅3:9–23</w:t>
+        </w:r>
+      </w:hyperlink>
+      <w:r>
+        <w:rPr>
+          <w:lang w:val="zh_TW" w:bidi="zh_TW"/>
+        </w:rPr>
+        <w:t>）。因此，我們都承受因罪進入世界所帶來的後果。我們可能會因他人的罪、疏忽或無知而死亡，也可能因自己的行為而受害。有人酒後駕駛，因而可能會撞死他人；有人貪圖利益、忽視他人安危，因而可能迫使工人在不安全的環境中工作。同樣地，當亞干犯罪時，以色列人也在艾城戰役中付上了代價。</w:t>
+      </w:r>
+    </w:p>
+    <w:p>
+      <w:pPr/>
+      <w:r>
+        <w:rPr>
+          <w:lang w:val="zh_TW" w:bidi="zh_TW"/>
+        </w:rPr>
+      </w:r>
+      <w:r>
+        <w:rPr>
+          <w:lang w:val="zh_TW" w:bidi="zh_TW"/>
+        </w:rPr>
+        <w:t>這種情況或許看起來並不「公平」。然而，神應許祂將在祂所定的時候施行完全的公義。神的公義最終將藉著祂的恩典與憐憫成就——就是耶穌替我們死，使我們得以活（見</w:t>
       </w:r>
       <w:hyperlink r:id="rId31">
         <w:r>
@@ -1249,14 +903,37 @@
             <w:color w:val="0000EE"/>
             <w:u w:val="single"/>
           </w:rPr>
-          <w:t>王上9:4–9</w:t>
+          <w:t>羅5:12–21</w:t>
         </w:r>
       </w:hyperlink>
       <w:r>
         <w:rPr>
           <w:lang w:val="zh_TW" w:bidi="zh_TW"/>
         </w:rPr>
-        <w:t>；</w:t>
+        <w:t>）。</w:t>
+      </w:r>
+    </w:p>
+    <w:p>
+      <w:pPr/>
+      <w:r>
+        <w:rPr>
+          <w:lang w:val="zh_TW" w:bidi="zh_TW"/>
+        </w:rPr>
+      </w:r>
+      <w:r>
+        <w:rPr>
+          <w:u w:val="single"/>
+          <w:lang w:val="zh_TW" w:bidi="zh_TW"/>
+        </w:rPr>
+        <w:t>進深研究的經文段落</w:t>
+      </w:r>
+    </w:p>
+    <w:p>
+      <w:pPr/>
+      <w:r>
+        <w:rPr>
+          <w:lang w:val="zh_TW" w:bidi="zh_TW"/>
+        </w:rPr>
       </w:r>
       <w:hyperlink r:id="rId32">
         <w:r>
@@ -1267,16 +944,10 @@
             <w:color w:val="0000EE"/>
             <w:u w:val="single"/>
           </w:rPr>
-          <w:t>耶18:7–10</w:t>
+          <w:t>創9:24–27；</w:t>
         </w:r>
       </w:hyperlink>
-      <w:r>
-        <w:rPr>
-          <w:lang w:val="zh_TW" w:bidi="zh_TW"/>
-        </w:rPr>
-        <w:t>；</w:t>
-      </w:r>
-      <w:hyperlink r:id="rId15">
+      <w:hyperlink r:id="rId33">
         <w:r>
           <w:rPr>
             <w:lang w:val="zh_TW" w:bidi="zh_TW"/>
@@ -1285,16 +956,10 @@
             <w:color w:val="0000EE"/>
             <w:u w:val="single"/>
           </w:rPr>
-          <w:t>約10:27–30</w:t>
+          <w:t>出20:5；</w:t>
         </w:r>
       </w:hyperlink>
-      <w:r>
-        <w:rPr>
-          <w:lang w:val="zh_TW" w:bidi="zh_TW"/>
-        </w:rPr>
-        <w:t>，</w:t>
-      </w:r>
-      <w:hyperlink r:id="rId18">
+      <w:hyperlink r:id="rId25">
         <w:r>
           <w:rPr>
             <w:lang w:val="zh_TW" w:bidi="zh_TW"/>
@@ -1303,15 +968,9 @@
             <w:color w:val="0000EE"/>
             <w:u w:val="single"/>
           </w:rPr>
-          <w:t>15:6</w:t>
+          <w:t>書7:1–26；</w:t>
         </w:r>
       </w:hyperlink>
-      <w:r>
-        <w:rPr>
-          <w:lang w:val="zh_TW" w:bidi="zh_TW"/>
-        </w:rPr>
-        <w:t>；</w:t>
-      </w:r>
       <w:hyperlink r:id="rId34">
         <w:r>
           <w:rPr>
@@ -1321,16 +980,10 @@
             <w:color w:val="0000EE"/>
             <w:u w:val="single"/>
           </w:rPr>
-          <w:t>羅11:13–32</w:t>
+          <w:t>王下14:6；</w:t>
         </w:r>
       </w:hyperlink>
-      <w:r>
-        <w:rPr>
-          <w:lang w:val="zh_TW" w:bidi="zh_TW"/>
-        </w:rPr>
-        <w:t>；</w:t>
-      </w:r>
-      <w:hyperlink r:id="rId19">
+      <w:hyperlink r:id="rId35">
         <w:r>
           <w:rPr>
             <w:lang w:val="zh_TW" w:bidi="zh_TW"/>
@@ -1339,16 +992,10 @@
             <w:color w:val="0000EE"/>
             <w:u w:val="single"/>
           </w:rPr>
-          <w:t>林前10:6–12</w:t>
+          <w:t>王下21:10–15；</w:t>
         </w:r>
       </w:hyperlink>
-      <w:r>
-        <w:rPr>
-          <w:lang w:val="zh_TW" w:bidi="zh_TW"/>
-        </w:rPr>
-        <w:t>；</w:t>
-      </w:r>
-      <w:hyperlink r:id="rId20">
+      <w:hyperlink r:id="rId36">
         <w:r>
           <w:rPr>
             <w:lang w:val="zh_TW" w:bidi="zh_TW"/>
@@ -1357,16 +1004,10 @@
             <w:color w:val="0000EE"/>
             <w:u w:val="single"/>
           </w:rPr>
-          <w:t>來6:4–8</w:t>
+          <w:t>拉9:6–15；</w:t>
         </w:r>
       </w:hyperlink>
-      <w:r>
-        <w:rPr>
-          <w:lang w:val="zh_TW" w:bidi="zh_TW"/>
-        </w:rPr>
-        <w:t>、</w:t>
-      </w:r>
-      <w:hyperlink r:id="rId17">
+      <w:hyperlink r:id="rId37">
         <w:r>
           <w:rPr>
             <w:lang w:val="zh_TW" w:bidi="zh_TW"/>
@@ -1375,16 +1016,10 @@
             <w:color w:val="0000EE"/>
             <w:u w:val="single"/>
           </w:rPr>
-          <w:t>18–20</w:t>
+          <w:t>尼9:16–37；</w:t>
         </w:r>
       </w:hyperlink>
-      <w:r>
-        <w:rPr>
-          <w:lang w:val="zh_TW" w:bidi="zh_TW"/>
-        </w:rPr>
-        <w:t>，</w:t>
-      </w:r>
-      <w:hyperlink r:id="rId55">
+      <w:hyperlink r:id="rId38">
         <w:r>
           <w:rPr>
             <w:lang w:val="zh_TW" w:bidi="zh_TW"/>
@@ -1393,16 +1028,10 @@
             <w:color w:val="0000EE"/>
             <w:u w:val="single"/>
           </w:rPr>
-          <w:t>13:6</w:t>
+          <w:t>耶31:29–30；</w:t>
         </w:r>
       </w:hyperlink>
-      <w:r>
-        <w:rPr>
-          <w:lang w:val="zh_TW" w:bidi="zh_TW"/>
-        </w:rPr>
-        <w:t>；</w:t>
-      </w:r>
-      <w:hyperlink r:id="rId56">
+      <w:hyperlink r:id="rId39">
         <w:r>
           <w:rPr>
             <w:lang w:val="zh_TW" w:bidi="zh_TW"/>
@@ -1411,16 +1040,10 @@
             <w:color w:val="0000EE"/>
             <w:u w:val="single"/>
           </w:rPr>
-          <w:t>雅1:25</w:t>
+          <w:t>結18:20；</w:t>
         </w:r>
       </w:hyperlink>
-      <w:r>
-        <w:rPr>
-          <w:lang w:val="zh_TW" w:bidi="zh_TW"/>
-        </w:rPr>
-        <w:t>；</w:t>
-      </w:r>
-      <w:hyperlink r:id="rId38">
+      <w:hyperlink r:id="rId40">
         <w:r>
           <w:rPr>
             <w:lang w:val="zh_TW" w:bidi="zh_TW"/>
@@ -1429,16 +1052,10 @@
             <w:color w:val="0000EE"/>
             <w:u w:val="single"/>
           </w:rPr>
-          <w:t>啟2:5</w:t>
+          <w:t>但9:4–19；</w:t>
         </w:r>
       </w:hyperlink>
-      <w:r>
-        <w:rPr>
-          <w:lang w:val="zh_TW" w:bidi="zh_TW"/>
-        </w:rPr>
-        <w:t>、</w:t>
-      </w:r>
-      <w:hyperlink r:id="rId39">
+      <w:hyperlink r:id="rId41">
         <w:r>
           <w:rPr>
             <w:lang w:val="zh_TW" w:bidi="zh_TW"/>
@@ -1447,16 +1064,10 @@
             <w:color w:val="0000EE"/>
             <w:u w:val="single"/>
           </w:rPr>
-          <w:t>10–11</w:t>
+          <w:t>太23:29–36；</w:t>
         </w:r>
       </w:hyperlink>
-      <w:r>
-        <w:rPr>
-          <w:lang w:val="zh_TW" w:bidi="zh_TW"/>
-        </w:rPr>
-        <w:t>、</w:t>
-      </w:r>
-      <w:hyperlink r:id="rId40">
+      <w:hyperlink r:id="rId42">
         <w:r>
           <w:rPr>
             <w:lang w:val="zh_TW" w:bidi="zh_TW"/>
@@ -1465,16 +1076,10 @@
             <w:color w:val="0000EE"/>
             <w:u w:val="single"/>
           </w:rPr>
-          <w:t>16–17</w:t>
+          <w:t>約9:1–3；</w:t>
         </w:r>
       </w:hyperlink>
-      <w:r>
-        <w:rPr>
-          <w:lang w:val="zh_TW" w:bidi="zh_TW"/>
-        </w:rPr>
-        <w:t>，</w:t>
-      </w:r>
-      <w:hyperlink r:id="rId14">
+      <w:hyperlink r:id="rId31">
         <w:r>
           <w:rPr>
             <w:lang w:val="zh_TW" w:bidi="zh_TW"/>
@@ -1483,16 +1088,10 @@
             <w:color w:val="0000EE"/>
             <w:u w:val="single"/>
           </w:rPr>
-          <w:t>3:5</w:t>
+          <w:t>羅5:12–21；</w:t>
         </w:r>
       </w:hyperlink>
-      <w:r>
-        <w:rPr>
-          <w:lang w:val="zh_TW" w:bidi="zh_TW"/>
-        </w:rPr>
-        <w:t>、</w:t>
-      </w:r>
-      <w:hyperlink r:id="rId61">
+      <w:hyperlink r:id="rId43">
         <w:r>
           <w:rPr>
             <w:lang w:val="zh_TW" w:bidi="zh_TW"/>
@@ -1501,79 +1100,7 @@
             <w:color w:val="0000EE"/>
             <w:u w:val="single"/>
           </w:rPr>
-          <w:t>10–12</w:t>
-        </w:r>
-      </w:hyperlink>
-      <w:r>
-        <w:rPr>
-          <w:lang w:val="zh_TW" w:bidi="zh_TW"/>
-        </w:rPr>
-        <w:t>，</w:t>
-      </w:r>
-      <w:hyperlink r:id="rId50">
-        <w:r>
-          <w:rPr>
-            <w:lang w:val="zh_TW" w:bidi="zh_TW"/>
-          </w:rPr>
-          <w:rPr>
-            <w:color w:val="0000EE"/>
-            <w:u w:val="single"/>
-          </w:rPr>
-          <w:t>18:4</w:t>
-        </w:r>
-      </w:hyperlink>
-      <w:r>
-        <w:rPr>
-          <w:lang w:val="zh_TW" w:bidi="zh_TW"/>
-        </w:rPr>
-        <w:t>，</w:t>
-      </w:r>
-      <w:hyperlink r:id="rId13">
-        <w:r>
-          <w:rPr>
-            <w:lang w:val="zh_TW" w:bidi="zh_TW"/>
-          </w:rPr>
-          <w:rPr>
-            <w:color w:val="0000EE"/>
-            <w:u w:val="single"/>
-          </w:rPr>
-          <w:t>20:12</w:t>
-        </w:r>
-      </w:hyperlink>
-      <w:r>
-        <w:rPr>
-          <w:lang w:val="zh_TW" w:bidi="zh_TW"/>
-        </w:rPr>
-        <w:t>，</w:t>
-      </w:r>
-      <w:hyperlink r:id="rId62">
-        <w:r>
-          <w:rPr>
-            <w:lang w:val="zh_TW" w:bidi="zh_TW"/>
-          </w:rPr>
-          <w:rPr>
-            <w:color w:val="0000EE"/>
-            <w:u w:val="single"/>
-          </w:rPr>
-          <w:t>21:7–8</w:t>
-        </w:r>
-      </w:hyperlink>
-      <w:r>
-        <w:rPr>
-          <w:lang w:val="zh_TW" w:bidi="zh_TW"/>
-        </w:rPr>
-        <w:t>，</w:t>
-      </w:r>
-      <w:hyperlink r:id="rId54">
-        <w:r>
-          <w:rPr>
-            <w:lang w:val="zh_TW" w:bidi="zh_TW"/>
-          </w:rPr>
-          <w:rPr>
-            <w:color w:val="0000EE"/>
-            <w:u w:val="single"/>
-          </w:rPr>
-          <w:t>22:11–12</w:t>
+          <w:t>林前15:21</w:t>
         </w:r>
       </w:hyperlink>
       <w:r>
@@ -3476,6 +3003,12 @@
   </w:num>
   <w:num w:numId="13" w16cid:durableId="592781308">
     <w:abstractNumId w:val="11"/>
+  </w:num>
+  <w:num w:numId="14">
+    <w:abstractNumId w:val="3"/>
+    <w:lvlOverride w:ilvl="0">
+      <w:startOverride w:val="1"/>
+    </w:lvlOverride>
   </w:num>
   <w:numIdMacAtCleanup w:val="10"/>
 </w:numbering>

--- a/zht/docx/067.content.docx
+++ b/zht/docx/067.content.docx
@@ -19,7 +19,7 @@
         <w:rPr>
           <w:lang w:val="zh_TW" w:bidi="zh_TW"/>
         </w:rPr>
-        <w:t>Resource: Tyndale Open Study Notes</w:t>
+        <w:t>Resource: Aquifer Open Study Notes (Themes)</w:t>
       </w:r>
       <w:r>
         <w:rPr>
@@ -112,7 +112,7 @@
         <w:rPr>
           <w:lang w:val="zh_TW" w:bidi="zh_TW"/>
         </w:rPr>
-        <w:t>Tyndale Open Study Notes</w:t>
+        <w:t>Aquifer Open Study Notes (Themes)</w:t>
       </w:r>
     </w:p>
     <w:p>

--- a/zht/docx/067.content.docx
+++ b/zht/docx/067.content.docx
@@ -247,36 +247,24 @@
         </w:rPr>
         <w:t>在舊約聖經中，神經常以單數形式對全體百姓說話，以強調他們的合一。十誡與亞倫的祝福都採用單數形式（</w:t>
       </w:r>
-      <w:hyperlink r:id="rId13">
-        <w:r>
-          <w:rPr>
-            <w:lang w:val="zh_TW" w:bidi="zh_TW"/>
-          </w:rPr>
-          <w:rPr>
-            <w:color w:val="0000EE"/>
-            <w:u w:val="single"/>
-          </w:rPr>
-          <w:t>出20:2–17</w:t>
-        </w:r>
-      </w:hyperlink>
+      <w:r>
+        <w:rPr>
+          <w:lang w:val="zh_TW" w:bidi="zh_TW"/>
+        </w:rPr>
+        <w:t>出20:2–17</w:t>
+      </w:r>
       <w:r>
         <w:rPr>
           <w:lang w:val="zh_TW" w:bidi="zh_TW"/>
         </w:rPr>
         <w:t>；</w:t>
       </w:r>
-      <w:hyperlink r:id="rId14">
-        <w:r>
-          <w:rPr>
-            <w:lang w:val="zh_TW" w:bidi="zh_TW"/>
-          </w:rPr>
-          <w:rPr>
-            <w:color w:val="0000EE"/>
-            <w:u w:val="single"/>
-          </w:rPr>
-          <w:t>民6:24–26</w:t>
-        </w:r>
-      </w:hyperlink>
+      <w:r>
+        <w:rPr>
+          <w:lang w:val="zh_TW" w:bidi="zh_TW"/>
+        </w:rPr>
+        <w:t>民6:24–26</w:t>
+      </w:r>
       <w:r>
         <w:rPr>
           <w:lang w:val="zh_TW" w:bidi="zh_TW"/>
@@ -297,18 +285,12 @@
         </w:rPr>
         <w:t>例如，尼希米在為導致巴比倫擄掠的罪祈求赦免時說：「承認我們以色列人向你所犯的罪」（</w:t>
       </w:r>
-      <w:hyperlink r:id="rId15">
-        <w:r>
-          <w:rPr>
-            <w:lang w:val="zh_TW" w:bidi="zh_TW"/>
-          </w:rPr>
-          <w:rPr>
-            <w:color w:val="0000EE"/>
-            <w:u w:val="single"/>
-          </w:rPr>
-          <w:t>尼1:6–7</w:t>
-        </w:r>
-      </w:hyperlink>
+      <w:r>
+        <w:rPr>
+          <w:lang w:val="zh_TW" w:bidi="zh_TW"/>
+        </w:rPr>
+        <w:t>尼1:6–7</w:t>
+      </w:r>
       <w:r>
         <w:rPr>
           <w:lang w:val="zh_TW" w:bidi="zh_TW"/>
@@ -329,48 +311,30 @@
         </w:rPr>
         <w:t>同樣地，大祭司在贖罪日（</w:t>
       </w:r>
-      <w:hyperlink r:id="rId16">
-        <w:r>
-          <w:rPr>
-            <w:lang w:val="zh_TW" w:bidi="zh_TW"/>
-          </w:rPr>
-          <w:rPr>
-            <w:color w:val="0000EE"/>
-            <w:u w:val="single"/>
-          </w:rPr>
-          <w:t>利16章</w:t>
-        </w:r>
-      </w:hyperlink>
+      <w:r>
+        <w:rPr>
+          <w:lang w:val="zh_TW" w:bidi="zh_TW"/>
+        </w:rPr>
+        <w:t>利16章</w:t>
+      </w:r>
       <w:r>
         <w:rPr>
           <w:lang w:val="zh_TW" w:bidi="zh_TW"/>
         </w:rPr>
         <w:t>）也可以代表全體百姓。由於個人與群體之間關係密切，一個人的罪若不處理，可能會成為整個群體的罪（</w:t>
       </w:r>
-      <w:hyperlink r:id="rId17">
-        <w:r>
-          <w:rPr>
-            <w:lang w:val="zh_TW" w:bidi="zh_TW"/>
-          </w:rPr>
-          <w:rPr>
-            <w:color w:val="0000EE"/>
-            <w:u w:val="single"/>
-          </w:rPr>
-          <w:t>利4:3–21，</w:t>
-        </w:r>
-      </w:hyperlink>
-      <w:hyperlink r:id="rId18">
-        <w:r>
-          <w:rPr>
-            <w:lang w:val="zh_TW" w:bidi="zh_TW"/>
-          </w:rPr>
-          <w:rPr>
-            <w:color w:val="0000EE"/>
-            <w:u w:val="single"/>
-          </w:rPr>
-          <w:t>20:1–5</w:t>
-        </w:r>
-      </w:hyperlink>
+      <w:r>
+        <w:rPr>
+          <w:lang w:val="zh_TW" w:bidi="zh_TW"/>
+        </w:rPr>
+        <w:t>利4:3–21，</w:t>
+      </w:r>
+      <w:r>
+        <w:rPr>
+          <w:lang w:val="zh_TW" w:bidi="zh_TW"/>
+        </w:rPr>
+        <w:t>20:1–5</w:t>
+      </w:r>
       <w:r>
         <w:rPr>
           <w:lang w:val="zh_TW" w:bidi="zh_TW"/>
@@ -391,72 +355,48 @@
         </w:rPr>
         <w:t>同樣地，使徒保羅將基督徒群體描述為「基督的身體」（</w:t>
       </w:r>
-      <w:hyperlink r:id="rId19">
-        <w:r>
-          <w:rPr>
-            <w:lang w:val="zh_TW" w:bidi="zh_TW"/>
-          </w:rPr>
-          <w:rPr>
-            <w:color w:val="0000EE"/>
-            <w:u w:val="single"/>
-          </w:rPr>
-          <w:t>林前12:27</w:t>
-        </w:r>
-      </w:hyperlink>
+      <w:r>
+        <w:rPr>
+          <w:lang w:val="zh_TW" w:bidi="zh_TW"/>
+        </w:rPr>
+        <w:t>林前12:27</w:t>
+      </w:r>
       <w:r>
         <w:rPr>
           <w:lang w:val="zh_TW" w:bidi="zh_TW"/>
         </w:rPr>
         <w:t>；</w:t>
       </w:r>
-      <w:hyperlink r:id="rId20">
-        <w:r>
-          <w:rPr>
-            <w:lang w:val="zh_TW" w:bidi="zh_TW"/>
-          </w:rPr>
-          <w:rPr>
-            <w:color w:val="0000EE"/>
-            <w:u w:val="single"/>
-          </w:rPr>
-          <w:t>弗4:12</w:t>
-        </w:r>
-      </w:hyperlink>
+      <w:r>
+        <w:rPr>
+          <w:lang w:val="zh_TW" w:bidi="zh_TW"/>
+        </w:rPr>
+        <w:t>弗4:12</w:t>
+      </w:r>
       <w:r>
         <w:rPr>
           <w:lang w:val="zh_TW" w:bidi="zh_TW"/>
         </w:rPr>
         <w:t>）。信徒藉著聖靈共享基督的身分。他們作為基督的身體，在自己的生命中彰顯祂，並一同向世界顯明基督。保羅勉勵加拉太教會「各人的重擔要互相擔當」，這樣就能效法基督的榜樣（</w:t>
       </w:r>
-      <w:hyperlink r:id="rId21">
-        <w:r>
-          <w:rPr>
-            <w:lang w:val="zh_TW" w:bidi="zh_TW"/>
-          </w:rPr>
-          <w:rPr>
-            <w:color w:val="0000EE"/>
-            <w:u w:val="single"/>
-          </w:rPr>
-          <w:t>加6:2</w:t>
-        </w:r>
-      </w:hyperlink>
+      <w:r>
+        <w:rPr>
+          <w:lang w:val="zh_TW" w:bidi="zh_TW"/>
+        </w:rPr>
+        <w:t>加6:2</w:t>
+      </w:r>
       <w:r>
         <w:rPr>
           <w:lang w:val="zh_TW" w:bidi="zh_TW"/>
         </w:rPr>
         <w:t>；</w:t>
       </w:r>
-      <w:hyperlink r:id="rId22">
-        <w:r>
-          <w:rPr>
-            <w:lang w:val="zh_TW" w:bidi="zh_TW"/>
-          </w:rPr>
-          <w:rPr>
-            <w:color w:val="0000EE"/>
-            <w:u w:val="single"/>
-          </w:rPr>
-          <w:t>太11:28–30</w:t>
-        </w:r>
-      </w:hyperlink>
+      <w:r>
+        <w:rPr>
+          <w:lang w:val="zh_TW" w:bidi="zh_TW"/>
+        </w:rPr>
+        <w:t>太11:28–30</w:t>
+      </w:r>
       <w:r>
         <w:rPr>
           <w:lang w:val="zh_TW" w:bidi="zh_TW"/>
@@ -486,156 +426,102 @@
           <w:lang w:val="zh_TW" w:bidi="zh_TW"/>
         </w:rPr>
       </w:r>
-      <w:hyperlink r:id="rId23">
-        <w:r>
-          <w:rPr>
-            <w:lang w:val="zh_TW" w:bidi="zh_TW"/>
-          </w:rPr>
-          <w:rPr>
-            <w:color w:val="0000EE"/>
-            <w:u w:val="single"/>
-          </w:rPr>
-          <w:t>出20:5–6</w:t>
-        </w:r>
-      </w:hyperlink>
+      <w:r>
+        <w:rPr>
+          <w:lang w:val="zh_TW" w:bidi="zh_TW"/>
+        </w:rPr>
+        <w:t>出20:5–6</w:t>
+      </w:r>
       <w:r>
         <w:rPr>
           <w:lang w:val="zh_TW" w:bidi="zh_TW"/>
         </w:rPr>
         <w:t>，</w:t>
       </w:r>
-      <w:hyperlink r:id="rId24">
-        <w:r>
-          <w:rPr>
-            <w:lang w:val="zh_TW" w:bidi="zh_TW"/>
-          </w:rPr>
-          <w:rPr>
-            <w:color w:val="0000EE"/>
-            <w:u w:val="single"/>
-          </w:rPr>
-          <w:t>8–10</w:t>
-        </w:r>
-      </w:hyperlink>
+      <w:r>
+        <w:rPr>
+          <w:lang w:val="zh_TW" w:bidi="zh_TW"/>
+        </w:rPr>
+        <w:t>8–10</w:t>
+      </w:r>
       <w:r>
         <w:rPr>
           <w:lang w:val="zh_TW" w:bidi="zh_TW"/>
         </w:rPr>
         <w:t>；</w:t>
       </w:r>
-      <w:hyperlink r:id="rId17">
-        <w:r>
-          <w:rPr>
-            <w:lang w:val="zh_TW" w:bidi="zh_TW"/>
-          </w:rPr>
-          <w:rPr>
-            <w:color w:val="0000EE"/>
-            <w:u w:val="single"/>
-          </w:rPr>
-          <w:t>利4:3–21，</w:t>
-        </w:r>
-      </w:hyperlink>
-      <w:hyperlink r:id="rId18">
-        <w:r>
-          <w:rPr>
-            <w:lang w:val="zh_TW" w:bidi="zh_TW"/>
-          </w:rPr>
-          <w:rPr>
-            <w:color w:val="0000EE"/>
-            <w:u w:val="single"/>
-          </w:rPr>
-          <w:t>20:1–5</w:t>
-        </w:r>
-      </w:hyperlink>
+      <w:r>
+        <w:rPr>
+          <w:lang w:val="zh_TW" w:bidi="zh_TW"/>
+        </w:rPr>
+        <w:t>利4:3–21，</w:t>
+      </w:r>
+      <w:r>
+        <w:rPr>
+          <w:lang w:val="zh_TW" w:bidi="zh_TW"/>
+        </w:rPr>
+        <w:t>20:1–5</w:t>
+      </w:r>
       <w:r>
         <w:rPr>
           <w:lang w:val="zh_TW" w:bidi="zh_TW"/>
         </w:rPr>
         <w:t>；</w:t>
       </w:r>
-      <w:hyperlink r:id="rId25">
-        <w:r>
-          <w:rPr>
-            <w:lang w:val="zh_TW" w:bidi="zh_TW"/>
-          </w:rPr>
-          <w:rPr>
-            <w:color w:val="0000EE"/>
-            <w:u w:val="single"/>
-          </w:rPr>
-          <w:t>書7:1–26</w:t>
-        </w:r>
-      </w:hyperlink>
+      <w:r>
+        <w:rPr>
+          <w:lang w:val="zh_TW" w:bidi="zh_TW"/>
+        </w:rPr>
+        <w:t>書7:1–26</w:t>
+      </w:r>
       <w:r>
         <w:rPr>
           <w:lang w:val="zh_TW" w:bidi="zh_TW"/>
         </w:rPr>
         <w:t>；</w:t>
       </w:r>
-      <w:hyperlink r:id="rId15">
-        <w:r>
-          <w:rPr>
-            <w:lang w:val="zh_TW" w:bidi="zh_TW"/>
-          </w:rPr>
-          <w:rPr>
-            <w:color w:val="0000EE"/>
-            <w:u w:val="single"/>
-          </w:rPr>
-          <w:t>尼1:6–7</w:t>
-        </w:r>
-      </w:hyperlink>
+      <w:r>
+        <w:rPr>
+          <w:lang w:val="zh_TW" w:bidi="zh_TW"/>
+        </w:rPr>
+        <w:t>尼1:6–7</w:t>
+      </w:r>
       <w:r>
         <w:rPr>
           <w:lang w:val="zh_TW" w:bidi="zh_TW"/>
         </w:rPr>
         <w:t>；</w:t>
       </w:r>
-      <w:hyperlink r:id="rId26">
-        <w:r>
-          <w:rPr>
-            <w:lang w:val="zh_TW" w:bidi="zh_TW"/>
-          </w:rPr>
-          <w:rPr>
-            <w:color w:val="0000EE"/>
-            <w:u w:val="single"/>
-          </w:rPr>
-          <w:t>林前12:12–27</w:t>
-        </w:r>
-      </w:hyperlink>
+      <w:r>
+        <w:rPr>
+          <w:lang w:val="zh_TW" w:bidi="zh_TW"/>
+        </w:rPr>
+        <w:t>林前12:12–27</w:t>
+      </w:r>
       <w:r>
         <w:rPr>
           <w:lang w:val="zh_TW" w:bidi="zh_TW"/>
         </w:rPr>
         <w:t>；</w:t>
       </w:r>
-      <w:hyperlink r:id="rId21">
-        <w:r>
-          <w:rPr>
-            <w:lang w:val="zh_TW" w:bidi="zh_TW"/>
-          </w:rPr>
-          <w:rPr>
-            <w:color w:val="0000EE"/>
-            <w:u w:val="single"/>
-          </w:rPr>
-          <w:t>加6:2</w:t>
-        </w:r>
-      </w:hyperlink>
+      <w:r>
+        <w:rPr>
+          <w:lang w:val="zh_TW" w:bidi="zh_TW"/>
+        </w:rPr>
+        <w:t>加6:2</w:t>
+      </w:r>
       <w:r>
         <w:rPr>
           <w:lang w:val="zh_TW" w:bidi="zh_TW"/>
         </w:rPr>
         <w:t>；</w:t>
       </w:r>
-      <w:hyperlink r:id="rId27">
-        <w:r>
-          <w:rPr>
-            <w:lang w:val="zh_TW" w:bidi="zh_TW"/>
-          </w:rPr>
-          <w:rPr>
-            <w:color w:val="0000EE"/>
-            <w:u w:val="single"/>
-          </w:rPr>
-          <w:t>弗4:11–13</w:t>
-        </w:r>
-      </w:hyperlink>
+      <w:r>
+        <w:rPr>
+          <w:lang w:val="zh_TW" w:bidi="zh_TW"/>
+        </w:rPr>
+        <w:t>弗4:11–13</w:t>
+      </w:r>
       <w:r>
         <w:rPr>
           <w:lang w:val="zh_TW" w:bidi="zh_TW"/>
@@ -698,18 +584,12 @@
         </w:rPr>
         <w:t>為什麼亞干犯罪後，以色列人在艾城的戰役中死了許多士兵（</w:t>
       </w:r>
-      <w:hyperlink r:id="rId25">
-        <w:r>
-          <w:rPr>
-            <w:lang w:val="zh_TW" w:bidi="zh_TW"/>
-          </w:rPr>
-          <w:rPr>
-            <w:color w:val="0000EE"/>
-            <w:u w:val="single"/>
-          </w:rPr>
-          <w:t>書7</w:t>
-        </w:r>
-      </w:hyperlink>
+      <w:r>
+        <w:rPr>
+          <w:lang w:val="zh_TW" w:bidi="zh_TW"/>
+        </w:rPr>
+        <w:t>書7</w:t>
+      </w:r>
       <w:r>
         <w:rPr>
           <w:lang w:val="zh_TW" w:bidi="zh_TW"/>
@@ -772,18 +652,12 @@
         </w:rPr>
         <w:t>我們的始祖亞當與夏娃的罪，至少有兩個層面（</w:t>
       </w:r>
-      <w:hyperlink r:id="rId28">
-        <w:r>
-          <w:rPr>
-            <w:lang w:val="zh_TW" w:bidi="zh_TW"/>
-          </w:rPr>
-          <w:rPr>
-            <w:color w:val="0000EE"/>
-            <w:u w:val="single"/>
-          </w:rPr>
-          <w:t>創3</w:t>
-        </w:r>
-      </w:hyperlink>
+      <w:r>
+        <w:rPr>
+          <w:lang w:val="zh_TW" w:bidi="zh_TW"/>
+        </w:rPr>
+        <w:t>創3</w:t>
+      </w:r>
       <w:r>
         <w:rPr>
           <w:lang w:val="zh_TW" w:bidi="zh_TW"/>
@@ -844,36 +718,24 @@
         </w:rPr>
         <w:t>由於每個人都為自己做出同樣的選擇，所以沒有一個人是真正無辜的（見</w:t>
       </w:r>
-      <w:hyperlink r:id="rId29">
-        <w:r>
-          <w:rPr>
-            <w:lang w:val="zh_TW" w:bidi="zh_TW"/>
-          </w:rPr>
-          <w:rPr>
-            <w:color w:val="0000EE"/>
-            <w:u w:val="single"/>
-          </w:rPr>
-          <w:t>詩14:2–3</w:t>
-        </w:r>
-      </w:hyperlink>
+      <w:r>
+        <w:rPr>
+          <w:lang w:val="zh_TW" w:bidi="zh_TW"/>
+        </w:rPr>
+        <w:t>詩14:2–3</w:t>
+      </w:r>
       <w:r>
         <w:rPr>
           <w:lang w:val="zh_TW" w:bidi="zh_TW"/>
         </w:rPr>
         <w:t>；</w:t>
       </w:r>
-      <w:hyperlink r:id="rId30">
-        <w:r>
-          <w:rPr>
-            <w:lang w:val="zh_TW" w:bidi="zh_TW"/>
-          </w:rPr>
-          <w:rPr>
-            <w:color w:val="0000EE"/>
-            <w:u w:val="single"/>
-          </w:rPr>
-          <w:t>羅3:9–23</w:t>
-        </w:r>
-      </w:hyperlink>
+      <w:r>
+        <w:rPr>
+          <w:lang w:val="zh_TW" w:bidi="zh_TW"/>
+        </w:rPr>
+        <w:t>羅3:9–23</w:t>
+      </w:r>
       <w:r>
         <w:rPr>
           <w:lang w:val="zh_TW" w:bidi="zh_TW"/>
@@ -894,18 +756,12 @@
         </w:rPr>
         <w:t>這種情況或許看起來並不「公平」。然而，神應許祂將在祂所定的時候施行完全的公義。神的公義最終將藉著祂的恩典與憐憫成就——就是耶穌替我們死，使我們得以活（見</w:t>
       </w:r>
-      <w:hyperlink r:id="rId31">
-        <w:r>
-          <w:rPr>
-            <w:lang w:val="zh_TW" w:bidi="zh_TW"/>
-          </w:rPr>
-          <w:rPr>
-            <w:color w:val="0000EE"/>
-            <w:u w:val="single"/>
-          </w:rPr>
-          <w:t>羅5:12–21</w:t>
-        </w:r>
-      </w:hyperlink>
+      <w:r>
+        <w:rPr>
+          <w:lang w:val="zh_TW" w:bidi="zh_TW"/>
+        </w:rPr>
+        <w:t>羅5:12–21</w:t>
+      </w:r>
       <w:r>
         <w:rPr>
           <w:lang w:val="zh_TW" w:bidi="zh_TW"/>
@@ -935,174 +791,90 @@
           <w:lang w:val="zh_TW" w:bidi="zh_TW"/>
         </w:rPr>
       </w:r>
-      <w:hyperlink r:id="rId32">
-        <w:r>
-          <w:rPr>
-            <w:lang w:val="zh_TW" w:bidi="zh_TW"/>
-          </w:rPr>
-          <w:rPr>
-            <w:color w:val="0000EE"/>
-            <w:u w:val="single"/>
-          </w:rPr>
-          <w:t>創9:24–27；</w:t>
-        </w:r>
-      </w:hyperlink>
-      <w:hyperlink r:id="rId33">
-        <w:r>
-          <w:rPr>
-            <w:lang w:val="zh_TW" w:bidi="zh_TW"/>
-          </w:rPr>
-          <w:rPr>
-            <w:color w:val="0000EE"/>
-            <w:u w:val="single"/>
-          </w:rPr>
-          <w:t>出20:5；</w:t>
-        </w:r>
-      </w:hyperlink>
-      <w:hyperlink r:id="rId25">
-        <w:r>
-          <w:rPr>
-            <w:lang w:val="zh_TW" w:bidi="zh_TW"/>
-          </w:rPr>
-          <w:rPr>
-            <w:color w:val="0000EE"/>
-            <w:u w:val="single"/>
-          </w:rPr>
-          <w:t>書7:1–26；</w:t>
-        </w:r>
-      </w:hyperlink>
-      <w:hyperlink r:id="rId34">
-        <w:r>
-          <w:rPr>
-            <w:lang w:val="zh_TW" w:bidi="zh_TW"/>
-          </w:rPr>
-          <w:rPr>
-            <w:color w:val="0000EE"/>
-            <w:u w:val="single"/>
-          </w:rPr>
-          <w:t>王下14:6；</w:t>
-        </w:r>
-      </w:hyperlink>
-      <w:hyperlink r:id="rId35">
-        <w:r>
-          <w:rPr>
-            <w:lang w:val="zh_TW" w:bidi="zh_TW"/>
-          </w:rPr>
-          <w:rPr>
-            <w:color w:val="0000EE"/>
-            <w:u w:val="single"/>
-          </w:rPr>
-          <w:t>王下21:10–15；</w:t>
-        </w:r>
-      </w:hyperlink>
-      <w:hyperlink r:id="rId36">
-        <w:r>
-          <w:rPr>
-            <w:lang w:val="zh_TW" w:bidi="zh_TW"/>
-          </w:rPr>
-          <w:rPr>
-            <w:color w:val="0000EE"/>
-            <w:u w:val="single"/>
-          </w:rPr>
-          <w:t>拉9:6–15；</w:t>
-        </w:r>
-      </w:hyperlink>
-      <w:hyperlink r:id="rId37">
-        <w:r>
-          <w:rPr>
-            <w:lang w:val="zh_TW" w:bidi="zh_TW"/>
-          </w:rPr>
-          <w:rPr>
-            <w:color w:val="0000EE"/>
-            <w:u w:val="single"/>
-          </w:rPr>
-          <w:t>尼9:16–37；</w:t>
-        </w:r>
-      </w:hyperlink>
-      <w:hyperlink r:id="rId38">
-        <w:r>
-          <w:rPr>
-            <w:lang w:val="zh_TW" w:bidi="zh_TW"/>
-          </w:rPr>
-          <w:rPr>
-            <w:color w:val="0000EE"/>
-            <w:u w:val="single"/>
-          </w:rPr>
-          <w:t>耶31:29–30；</w:t>
-        </w:r>
-      </w:hyperlink>
-      <w:hyperlink r:id="rId39">
-        <w:r>
-          <w:rPr>
-            <w:lang w:val="zh_TW" w:bidi="zh_TW"/>
-          </w:rPr>
-          <w:rPr>
-            <w:color w:val="0000EE"/>
-            <w:u w:val="single"/>
-          </w:rPr>
-          <w:t>結18:20；</w:t>
-        </w:r>
-      </w:hyperlink>
-      <w:hyperlink r:id="rId40">
-        <w:r>
-          <w:rPr>
-            <w:lang w:val="zh_TW" w:bidi="zh_TW"/>
-          </w:rPr>
-          <w:rPr>
-            <w:color w:val="0000EE"/>
-            <w:u w:val="single"/>
-          </w:rPr>
-          <w:t>但9:4–19；</w:t>
-        </w:r>
-      </w:hyperlink>
-      <w:hyperlink r:id="rId41">
-        <w:r>
-          <w:rPr>
-            <w:lang w:val="zh_TW" w:bidi="zh_TW"/>
-          </w:rPr>
-          <w:rPr>
-            <w:color w:val="0000EE"/>
-            <w:u w:val="single"/>
-          </w:rPr>
-          <w:t>太23:29–36；</w:t>
-        </w:r>
-      </w:hyperlink>
-      <w:hyperlink r:id="rId42">
-        <w:r>
-          <w:rPr>
-            <w:lang w:val="zh_TW" w:bidi="zh_TW"/>
-          </w:rPr>
-          <w:rPr>
-            <w:color w:val="0000EE"/>
-            <w:u w:val="single"/>
-          </w:rPr>
-          <w:t>約9:1–3；</w:t>
-        </w:r>
-      </w:hyperlink>
-      <w:hyperlink r:id="rId31">
-        <w:r>
-          <w:rPr>
-            <w:lang w:val="zh_TW" w:bidi="zh_TW"/>
-          </w:rPr>
-          <w:rPr>
-            <w:color w:val="0000EE"/>
-            <w:u w:val="single"/>
-          </w:rPr>
-          <w:t>羅5:12–21；</w:t>
-        </w:r>
-      </w:hyperlink>
-      <w:hyperlink r:id="rId43">
-        <w:r>
-          <w:rPr>
-            <w:lang w:val="zh_TW" w:bidi="zh_TW"/>
-          </w:rPr>
-          <w:rPr>
-            <w:color w:val="0000EE"/>
-            <w:u w:val="single"/>
-          </w:rPr>
-          <w:t>林前15:21</w:t>
-        </w:r>
-      </w:hyperlink>
+      <w:r>
+        <w:rPr>
+          <w:lang w:val="zh_TW" w:bidi="zh_TW"/>
+        </w:rPr>
+        <w:t>創9:24–27；</w:t>
+      </w:r>
+      <w:r>
+        <w:rPr>
+          <w:lang w:val="zh_TW" w:bidi="zh_TW"/>
+        </w:rPr>
+        <w:t>出20:5；</w:t>
+      </w:r>
+      <w:r>
+        <w:rPr>
+          <w:lang w:val="zh_TW" w:bidi="zh_TW"/>
+        </w:rPr>
+        <w:t>書7:1–26；</w:t>
+      </w:r>
+      <w:r>
+        <w:rPr>
+          <w:lang w:val="zh_TW" w:bidi="zh_TW"/>
+        </w:rPr>
+        <w:t>王下14:6；</w:t>
+      </w:r>
+      <w:r>
+        <w:rPr>
+          <w:lang w:val="zh_TW" w:bidi="zh_TW"/>
+        </w:rPr>
+        <w:t>王下21:10–15；</w:t>
+      </w:r>
+      <w:r>
+        <w:rPr>
+          <w:lang w:val="zh_TW" w:bidi="zh_TW"/>
+        </w:rPr>
+        <w:t>拉9:6–15；</w:t>
+      </w:r>
+      <w:r>
+        <w:rPr>
+          <w:lang w:val="zh_TW" w:bidi="zh_TW"/>
+        </w:rPr>
+        <w:t>尼9:16–37；</w:t>
+      </w:r>
+      <w:r>
+        <w:rPr>
+          <w:lang w:val="zh_TW" w:bidi="zh_TW"/>
+        </w:rPr>
+        <w:t>耶31:29–30；</w:t>
+      </w:r>
+      <w:r>
+        <w:rPr>
+          <w:lang w:val="zh_TW" w:bidi="zh_TW"/>
+        </w:rPr>
+        <w:t>結18:20；</w:t>
+      </w:r>
+      <w:r>
+        <w:rPr>
+          <w:lang w:val="zh_TW" w:bidi="zh_TW"/>
+        </w:rPr>
+        <w:t>但9:4–19；</w:t>
+      </w:r>
+      <w:r>
+        <w:rPr>
+          <w:lang w:val="zh_TW" w:bidi="zh_TW"/>
+        </w:rPr>
+        <w:t>太23:29–36；</w:t>
+      </w:r>
+      <w:r>
+        <w:rPr>
+          <w:lang w:val="zh_TW" w:bidi="zh_TW"/>
+        </w:rPr>
+        <w:t>約9:1–3；</w:t>
+      </w:r>
+      <w:r>
+        <w:rPr>
+          <w:lang w:val="zh_TW" w:bidi="zh_TW"/>
+        </w:rPr>
+        <w:t>羅5:12–21；</w:t>
+      </w:r>
+      <w:r>
+        <w:rPr>
+          <w:lang w:val="zh_TW" w:bidi="zh_TW"/>
+        </w:rPr>
+        <w:t>林前15:21</w:t>
+      </w:r>
       <w:r>
         <w:rPr>
           <w:lang w:val="zh_TW" w:bidi="zh_TW"/>
